--- a/assets/files/AMAS-application-form-en.docx
+++ b/assets/files/AMAS-application-form-en.docx
@@ -10,7 +10,7 @@
         <w:keepLines w:val="0"/>
         <w:widowControl/>
         <w:suppressLineNumbers w:val="0"/>
-        <w:spacing w:before="0" w:beforeAutospacing="0" w:after="362" w:afterAutospacing="0" w:line="21" w:lineRule="atLeast"/>
+        <w:spacing w:before="0" w:beforeAutospacing="0" w:after="362" w:afterAutospacing="0" w:line="26" w:lineRule="atLeast"/>
         <w:ind w:left="0" w:right="0"/>
         <w:jc w:val="center"/>
         <w:rPr>
@@ -37,9 +37,9 @@
         <w:widowControl/>
         <w:suppressLineNumbers w:val="0"/>
         <w:pBdr>
-          <w:bottom w:val="double" w:color="8A6A1F" w:sz="4" w:space="10"/>
+          <w:bottom w:val="double" w:color="8A6A1F" w:sz="6" w:space="10"/>
         </w:pBdr>
-        <w:spacing w:after="280" w:afterAutospacing="0" w:line="21" w:lineRule="atLeast"/>
+        <w:spacing w:after="280" w:afterAutospacing="0" w:line="26" w:lineRule="atLeast"/>
         <w:jc w:val="center"/>
         <w:rPr>
           <w:rFonts w:hint="default" w:ascii="Georgia" w:hAnsi="Georgia" w:eastAsia="Georgia" w:cs="Georgia"/>
@@ -67,9 +67,9 @@
         <w:widowControl/>
         <w:suppressLineNumbers w:val="0"/>
         <w:pBdr>
-          <w:bottom w:val="double" w:color="8A6A1F" w:sz="4" w:space="10"/>
+          <w:bottom w:val="double" w:color="8A6A1F" w:sz="6" w:space="10"/>
         </w:pBdr>
-        <w:spacing w:before="160" w:beforeAutospacing="0" w:after="280" w:afterAutospacing="0" w:line="21" w:lineRule="atLeast"/>
+        <w:spacing w:before="160" w:beforeAutospacing="0" w:after="280" w:afterAutospacing="0" w:line="26" w:lineRule="atLeast"/>
         <w:jc w:val="center"/>
         <w:rPr>
           <w:rFonts w:ascii="Segoe UI" w:hAnsi="Segoe UI" w:eastAsia="Segoe UI" w:cs="Segoe UI"/>
@@ -101,7 +101,7 @@
         <w:keepLines w:val="0"/>
         <w:widowControl/>
         <w:suppressLineNumbers w:val="0"/>
-        <w:spacing w:line="21" w:lineRule="atLeast"/>
+        <w:spacing w:line="26" w:lineRule="atLeast"/>
       </w:pPr>
       <w:r>
         <w:t>1. Program Applying For (check one)</w:t>
@@ -173,7 +173,7 @@
               <w:keepLines w:val="0"/>
               <w:widowControl/>
               <w:suppressLineNumbers w:val="0"/>
-              <w:spacing w:line="23" w:lineRule="atLeast"/>
+              <w:spacing w:line="28" w:lineRule="atLeast"/>
               <w:jc w:val="left"/>
               <w:textAlignment w:val="center"/>
               <w:rPr>
@@ -191,7 +191,7 @@
                 <w:szCs w:val="20"/>
                 <w:bdr w:val="none" w:color="auto" w:sz="0" w:space="0"/>
               </w:rPr>
-              <w:t>☐ Bachelor of Theology B.Th (2026 first intake)   ☐ Graduate Diploma G.DIP   ☐ Master of Divinity M.DIV   ☐ Doctor of Ministry / Missiology D.MIN / D.MISS</w:t>
+              <w:t>☐ Bachelor of Theology B.Th (2026 first intake)   ☐ Lay Leader Course (Certificate)   ☐ Pastoral Training Diploma   ☐ Master of Ministry Studies G.Dip   ☐ Master of Divinity M.DIV   ☐ Doctor of Ministry / Missiology D.MIN / D.MISS</w:t>
             </w:r>
             <w:r>
               <w:rPr>
@@ -224,7 +224,7 @@
         <w:keepLines w:val="0"/>
         <w:widowControl/>
         <w:suppressLineNumbers w:val="0"/>
-        <w:spacing w:line="21" w:lineRule="atLeast"/>
+        <w:spacing w:line="26" w:lineRule="atLeast"/>
       </w:pPr>
       <w:r>
         <w:t>2. Personal Information</w:t>
@@ -301,7 +301,7 @@
               <w:keepLines w:val="0"/>
               <w:widowControl/>
               <w:suppressLineNumbers w:val="0"/>
-              <w:spacing w:line="21" w:lineRule="atLeast"/>
+              <w:spacing w:line="26" w:lineRule="atLeast"/>
               <w:jc w:val="center"/>
               <w:textAlignment w:val="center"/>
               <w:rPr>
@@ -380,7 +380,7 @@
               <w:keepLines w:val="0"/>
               <w:widowControl/>
               <w:suppressLineNumbers w:val="0"/>
-              <w:spacing w:line="21" w:lineRule="atLeast"/>
+              <w:spacing w:line="26" w:lineRule="atLeast"/>
               <w:jc w:val="center"/>
               <w:textAlignment w:val="center"/>
               <w:rPr>
@@ -459,7 +459,7 @@
               <w:keepLines w:val="0"/>
               <w:widowControl/>
               <w:suppressLineNumbers w:val="0"/>
-              <w:spacing w:line="21" w:lineRule="atLeast"/>
+              <w:spacing w:line="26" w:lineRule="atLeast"/>
               <w:jc w:val="center"/>
               <w:textAlignment w:val="center"/>
               <w:rPr>
@@ -509,7 +509,7 @@
               <w:keepLines w:val="0"/>
               <w:widowControl/>
               <w:suppressLineNumbers w:val="0"/>
-              <w:spacing w:line="23" w:lineRule="atLeast"/>
+              <w:spacing w:line="28" w:lineRule="atLeast"/>
               <w:jc w:val="left"/>
               <w:textAlignment w:val="center"/>
               <w:rPr>
@@ -573,7 +573,7 @@
               <w:keepLines w:val="0"/>
               <w:widowControl/>
               <w:suppressLineNumbers w:val="0"/>
-              <w:spacing w:line="21" w:lineRule="atLeast"/>
+              <w:spacing w:line="26" w:lineRule="atLeast"/>
               <w:jc w:val="center"/>
               <w:textAlignment w:val="center"/>
               <w:rPr>
@@ -652,7 +652,7 @@
               <w:keepLines w:val="0"/>
               <w:widowControl/>
               <w:suppressLineNumbers w:val="0"/>
-              <w:spacing w:line="21" w:lineRule="atLeast"/>
+              <w:spacing w:line="26" w:lineRule="atLeast"/>
               <w:jc w:val="center"/>
               <w:textAlignment w:val="center"/>
               <w:rPr>
@@ -731,7 +731,7 @@
               <w:keepLines w:val="0"/>
               <w:widowControl/>
               <w:suppressLineNumbers w:val="0"/>
-              <w:spacing w:line="21" w:lineRule="atLeast"/>
+              <w:spacing w:line="26" w:lineRule="atLeast"/>
               <w:jc w:val="center"/>
               <w:textAlignment w:val="center"/>
               <w:rPr>
@@ -781,7 +781,7 @@
               <w:keepLines w:val="0"/>
               <w:widowControl/>
               <w:suppressLineNumbers w:val="0"/>
-              <w:spacing w:line="23" w:lineRule="atLeast"/>
+              <w:spacing w:line="28" w:lineRule="atLeast"/>
               <w:jc w:val="left"/>
               <w:textAlignment w:val="center"/>
               <w:rPr>
@@ -821,105 +821,6 @@
               </w:rPr>
               <w:t>☐ Other: ______</w:t>
             </w:r>
-          </w:p>
-        </w:tc>
-      </w:tr>
-      <w:tr>
-        <w:tblPrEx>
-          <w:tblBorders>
-            <w:top w:val="none" w:color="auto" w:sz="0" w:space="0"/>
-            <w:left w:val="none" w:color="auto" w:sz="0" w:space="0"/>
-            <w:bottom w:val="none" w:color="auto" w:sz="0" w:space="0"/>
-            <w:right w:val="none" w:color="auto" w:sz="0" w:space="0"/>
-            <w:insideH w:val="none" w:color="auto" w:sz="0" w:space="0"/>
-            <w:insideV w:val="none" w:color="auto" w:sz="0" w:space="0"/>
-          </w:tblBorders>
-          <w:shd w:val="clear"/>
-          <w:tblCellMar>
-            <w:top w:w="15" w:type="dxa"/>
-            <w:left w:w="15" w:type="dxa"/>
-            <w:bottom w:w="15" w:type="dxa"/>
-            <w:right w:w="15" w:type="dxa"/>
-          </w:tblCellMar>
-        </w:tblPrEx>
-        <w:tc>
-          <w:tcPr>
-            <w:tcW w:w="800" w:type="pct"/>
-            <w:tcBorders>
-              <w:top w:val="single" w:color="8A7A55" w:sz="6" w:space="0"/>
-              <w:left w:val="single" w:color="8A7A55" w:sz="6" w:space="0"/>
-              <w:bottom w:val="single" w:color="8A7A55" w:sz="6" w:space="0"/>
-              <w:right w:val="single" w:color="8A7A55" w:sz="6" w:space="0"/>
-            </w:tcBorders>
-            <w:shd w:val="clear" w:color="auto" w:fill="F8F4E8"/>
-            <w:tcMar>
-              <w:top w:w="100" w:type="dxa"/>
-              <w:left w:w="140" w:type="dxa"/>
-              <w:bottom w:w="100" w:type="dxa"/>
-              <w:right w:w="140" w:type="dxa"/>
-            </w:tcMar>
-            <w:vAlign w:val="center"/>
-          </w:tcPr>
-          <w:p>
-            <w:pPr>
-              <w:keepNext w:val="0"/>
-              <w:keepLines w:val="0"/>
-              <w:widowControl/>
-              <w:suppressLineNumbers w:val="0"/>
-              <w:spacing w:line="21" w:lineRule="atLeast"/>
-              <w:jc w:val="center"/>
-              <w:textAlignment w:val="center"/>
-              <w:rPr>
-                <w:rFonts w:hint="default" w:ascii="Segoe UI" w:hAnsi="Segoe UI" w:eastAsia="Segoe UI" w:cs="Segoe UI"/>
-                <w:b/>
-                <w:bCs/>
-                <w:color w:val="26221A"/>
-                <w:sz w:val="20"/>
-                <w:szCs w:val="20"/>
-              </w:rPr>
-            </w:pPr>
-            <w:r>
-              <w:rPr>
-                <w:rFonts w:hint="default" w:ascii="Segoe UI" w:hAnsi="Segoe UI" w:eastAsia="Segoe UI" w:cs="Segoe UI"/>
-                <w:b/>
-                <w:bCs/>
-                <w:color w:val="26221A"/>
-                <w:sz w:val="20"/>
-                <w:szCs w:val="20"/>
-                <w:bdr w:val="none" w:color="auto" w:sz="0" w:space="0"/>
-              </w:rPr>
-              <w:t>Address</w:t>
-            </w:r>
-          </w:p>
-        </w:tc>
-        <w:tc>
-          <w:tcPr>
-            <w:tcW w:w="0" w:type="auto"/>
-            <w:gridSpan w:val="5"/>
-            <w:tcBorders>
-              <w:top w:val="single" w:color="8A7A55" w:sz="6" w:space="0"/>
-              <w:left w:val="single" w:color="8A7A55" w:sz="6" w:space="0"/>
-              <w:bottom w:val="single" w:color="8A7A55" w:sz="6" w:space="0"/>
-              <w:right w:val="single" w:color="8A7A55" w:sz="6" w:space="0"/>
-            </w:tcBorders>
-            <w:shd w:val="clear"/>
-            <w:tcMar>
-              <w:top w:w="100" w:type="dxa"/>
-              <w:left w:w="140" w:type="dxa"/>
-              <w:bottom w:w="100" w:type="dxa"/>
-              <w:right w:w="140" w:type="dxa"/>
-            </w:tcMar>
-            <w:vAlign w:val="center"/>
-          </w:tcPr>
-          <w:p>
-            <w:pPr>
-              <w:rPr>
-                <w:rFonts w:hint="default" w:ascii="Segoe UI" w:hAnsi="Segoe UI" w:eastAsia="Segoe UI" w:cs="Segoe UI"/>
-                <w:color w:val="26221A"/>
-                <w:sz w:val="20"/>
-                <w:szCs w:val="20"/>
-              </w:rPr>
-            </w:pPr>
           </w:p>
         </w:tc>
       </w:tr>
@@ -964,7 +865,7 @@
               <w:keepLines w:val="0"/>
               <w:widowControl/>
               <w:suppressLineNumbers w:val="0"/>
-              <w:spacing w:line="21" w:lineRule="atLeast"/>
+              <w:spacing w:line="26" w:lineRule="atLeast"/>
               <w:jc w:val="center"/>
               <w:textAlignment w:val="center"/>
               <w:rPr>
@@ -986,171 +887,14 @@
                 <w:szCs w:val="20"/>
                 <w:bdr w:val="none" w:color="auto" w:sz="0" w:space="0"/>
               </w:rPr>
-              <w:t>Mobile</w:t>
-            </w:r>
-          </w:p>
-        </w:tc>
-        <w:tc>
-          <w:tcPr>
-            <w:tcW w:w="0" w:type="auto"/>
-            <w:tcBorders>
-              <w:top w:val="single" w:color="8A7A55" w:sz="6" w:space="0"/>
-              <w:left w:val="single" w:color="8A7A55" w:sz="6" w:space="0"/>
-              <w:bottom w:val="single" w:color="8A7A55" w:sz="6" w:space="0"/>
-              <w:right w:val="single" w:color="8A7A55" w:sz="6" w:space="0"/>
-            </w:tcBorders>
-            <w:shd w:val="clear"/>
-            <w:tcMar>
-              <w:top w:w="100" w:type="dxa"/>
-              <w:left w:w="140" w:type="dxa"/>
-              <w:bottom w:w="100" w:type="dxa"/>
-              <w:right w:w="140" w:type="dxa"/>
-            </w:tcMar>
-            <w:vAlign w:val="center"/>
-          </w:tcPr>
-          <w:p>
-            <w:pPr>
-              <w:rPr>
-                <w:rFonts w:hint="default" w:ascii="Segoe UI" w:hAnsi="Segoe UI" w:eastAsia="Segoe UI" w:cs="Segoe UI"/>
-                <w:color w:val="26221A"/>
-                <w:sz w:val="20"/>
-                <w:szCs w:val="20"/>
-              </w:rPr>
-            </w:pPr>
-          </w:p>
-        </w:tc>
-        <w:tc>
-          <w:tcPr>
-            <w:tcW w:w="800" w:type="pct"/>
-            <w:tcBorders>
-              <w:top w:val="single" w:color="8A7A55" w:sz="6" w:space="0"/>
-              <w:left w:val="single" w:color="8A7A55" w:sz="6" w:space="0"/>
-              <w:bottom w:val="single" w:color="8A7A55" w:sz="6" w:space="0"/>
-              <w:right w:val="single" w:color="8A7A55" w:sz="6" w:space="0"/>
-            </w:tcBorders>
-            <w:shd w:val="clear" w:color="auto" w:fill="F8F4E8"/>
-            <w:tcMar>
-              <w:top w:w="100" w:type="dxa"/>
-              <w:left w:w="140" w:type="dxa"/>
-              <w:bottom w:w="100" w:type="dxa"/>
-              <w:right w:w="140" w:type="dxa"/>
-            </w:tcMar>
-            <w:vAlign w:val="center"/>
-          </w:tcPr>
-          <w:p>
-            <w:pPr>
-              <w:keepNext w:val="0"/>
-              <w:keepLines w:val="0"/>
-              <w:widowControl/>
-              <w:suppressLineNumbers w:val="0"/>
-              <w:spacing w:line="21" w:lineRule="atLeast"/>
-              <w:jc w:val="center"/>
-              <w:textAlignment w:val="center"/>
-              <w:rPr>
-                <w:rFonts w:hint="default" w:ascii="Segoe UI" w:hAnsi="Segoe UI" w:eastAsia="Segoe UI" w:cs="Segoe UI"/>
-                <w:b/>
-                <w:bCs/>
-                <w:color w:val="26221A"/>
-                <w:sz w:val="20"/>
-                <w:szCs w:val="20"/>
-              </w:rPr>
-            </w:pPr>
-            <w:r>
-              <w:rPr>
-                <w:rFonts w:hint="default" w:ascii="Segoe UI" w:hAnsi="Segoe UI" w:eastAsia="Segoe UI" w:cs="Segoe UI"/>
-                <w:b/>
-                <w:bCs/>
-                <w:color w:val="26221A"/>
-                <w:sz w:val="20"/>
-                <w:szCs w:val="20"/>
-                <w:bdr w:val="none" w:color="auto" w:sz="0" w:space="0"/>
-              </w:rPr>
-              <w:t>Telephone</w:t>
-            </w:r>
-          </w:p>
-        </w:tc>
-        <w:tc>
-          <w:tcPr>
-            <w:tcW w:w="0" w:type="auto"/>
-            <w:tcBorders>
-              <w:top w:val="single" w:color="8A7A55" w:sz="6" w:space="0"/>
-              <w:left w:val="single" w:color="8A7A55" w:sz="6" w:space="0"/>
-              <w:bottom w:val="single" w:color="8A7A55" w:sz="6" w:space="0"/>
-              <w:right w:val="single" w:color="8A7A55" w:sz="6" w:space="0"/>
-            </w:tcBorders>
-            <w:shd w:val="clear"/>
-            <w:tcMar>
-              <w:top w:w="100" w:type="dxa"/>
-              <w:left w:w="140" w:type="dxa"/>
-              <w:bottom w:w="100" w:type="dxa"/>
-              <w:right w:w="140" w:type="dxa"/>
-            </w:tcMar>
-            <w:vAlign w:val="center"/>
-          </w:tcPr>
-          <w:p>
-            <w:pPr>
-              <w:rPr>
-                <w:rFonts w:hint="default" w:ascii="Segoe UI" w:hAnsi="Segoe UI" w:eastAsia="Segoe UI" w:cs="Segoe UI"/>
-                <w:color w:val="26221A"/>
-                <w:sz w:val="20"/>
-                <w:szCs w:val="20"/>
-              </w:rPr>
-            </w:pPr>
-          </w:p>
-        </w:tc>
-        <w:tc>
-          <w:tcPr>
-            <w:tcW w:w="800" w:type="pct"/>
-            <w:tcBorders>
-              <w:top w:val="single" w:color="8A7A55" w:sz="6" w:space="0"/>
-              <w:left w:val="single" w:color="8A7A55" w:sz="6" w:space="0"/>
-              <w:bottom w:val="single" w:color="8A7A55" w:sz="6" w:space="0"/>
-              <w:right w:val="single" w:color="8A7A55" w:sz="6" w:space="0"/>
-            </w:tcBorders>
-            <w:shd w:val="clear" w:color="auto" w:fill="F8F4E8"/>
-            <w:tcMar>
-              <w:top w:w="100" w:type="dxa"/>
-              <w:left w:w="140" w:type="dxa"/>
-              <w:bottom w:w="100" w:type="dxa"/>
-              <w:right w:w="140" w:type="dxa"/>
-            </w:tcMar>
-            <w:vAlign w:val="center"/>
-          </w:tcPr>
-          <w:p>
-            <w:pPr>
-              <w:keepNext w:val="0"/>
-              <w:keepLines w:val="0"/>
-              <w:widowControl/>
-              <w:suppressLineNumbers w:val="0"/>
-              <w:spacing w:line="21" w:lineRule="atLeast"/>
-              <w:jc w:val="center"/>
-              <w:textAlignment w:val="center"/>
-              <w:rPr>
-                <w:rFonts w:hint="default" w:ascii="Segoe UI" w:hAnsi="Segoe UI" w:eastAsia="Segoe UI" w:cs="Segoe UI"/>
-                <w:b/>
-                <w:bCs/>
-                <w:color w:val="26221A"/>
-                <w:sz w:val="20"/>
-                <w:szCs w:val="20"/>
-              </w:rPr>
-            </w:pPr>
-            <w:r>
-              <w:rPr>
-                <w:rFonts w:hint="default" w:ascii="Segoe UI" w:hAnsi="Segoe UI" w:eastAsia="Segoe UI" w:cs="Segoe UI"/>
-                <w:b/>
-                <w:bCs/>
-                <w:color w:val="26221A"/>
-                <w:sz w:val="20"/>
-                <w:szCs w:val="20"/>
-                <w:bdr w:val="none" w:color="auto" w:sz="0" w:space="0"/>
-              </w:rPr>
-              <w:t>Email / QQ</w:t>
-            </w:r>
-          </w:p>
-        </w:tc>
-        <w:tc>
-          <w:tcPr>
-            <w:tcW w:w="0" w:type="auto"/>
+              <w:t>Address</w:t>
+            </w:r>
+          </w:p>
+        </w:tc>
+        <w:tc>
+          <w:tcPr>
+            <w:tcW w:w="0" w:type="auto"/>
+            <w:gridSpan w:val="5"/>
             <w:tcBorders>
               <w:top w:val="single" w:color="8A7A55" w:sz="6" w:space="0"/>
               <w:left w:val="single" w:color="8A7A55" w:sz="6" w:space="0"/>
@@ -1219,7 +963,262 @@
               <w:keepLines w:val="0"/>
               <w:widowControl/>
               <w:suppressLineNumbers w:val="0"/>
-              <w:spacing w:line="21" w:lineRule="atLeast"/>
+              <w:spacing w:line="26" w:lineRule="atLeast"/>
+              <w:jc w:val="center"/>
+              <w:textAlignment w:val="center"/>
+              <w:rPr>
+                <w:rFonts w:hint="default" w:ascii="Segoe UI" w:hAnsi="Segoe UI" w:eastAsia="Segoe UI" w:cs="Segoe UI"/>
+                <w:b/>
+                <w:bCs/>
+                <w:color w:val="26221A"/>
+                <w:sz w:val="20"/>
+                <w:szCs w:val="20"/>
+              </w:rPr>
+            </w:pPr>
+            <w:r>
+              <w:rPr>
+                <w:rFonts w:hint="default" w:ascii="Segoe UI" w:hAnsi="Segoe UI" w:eastAsia="Segoe UI" w:cs="Segoe UI"/>
+                <w:b/>
+                <w:bCs/>
+                <w:color w:val="26221A"/>
+                <w:sz w:val="20"/>
+                <w:szCs w:val="20"/>
+                <w:bdr w:val="none" w:color="auto" w:sz="0" w:space="0"/>
+              </w:rPr>
+              <w:t>Mobile</w:t>
+            </w:r>
+          </w:p>
+        </w:tc>
+        <w:tc>
+          <w:tcPr>
+            <w:tcW w:w="0" w:type="auto"/>
+            <w:tcBorders>
+              <w:top w:val="single" w:color="8A7A55" w:sz="6" w:space="0"/>
+              <w:left w:val="single" w:color="8A7A55" w:sz="6" w:space="0"/>
+              <w:bottom w:val="single" w:color="8A7A55" w:sz="6" w:space="0"/>
+              <w:right w:val="single" w:color="8A7A55" w:sz="6" w:space="0"/>
+            </w:tcBorders>
+            <w:shd w:val="clear"/>
+            <w:tcMar>
+              <w:top w:w="100" w:type="dxa"/>
+              <w:left w:w="140" w:type="dxa"/>
+              <w:bottom w:w="100" w:type="dxa"/>
+              <w:right w:w="140" w:type="dxa"/>
+            </w:tcMar>
+            <w:vAlign w:val="center"/>
+          </w:tcPr>
+          <w:p>
+            <w:pPr>
+              <w:rPr>
+                <w:rFonts w:hint="default" w:ascii="Segoe UI" w:hAnsi="Segoe UI" w:eastAsia="Segoe UI" w:cs="Segoe UI"/>
+                <w:color w:val="26221A"/>
+                <w:sz w:val="20"/>
+                <w:szCs w:val="20"/>
+              </w:rPr>
+            </w:pPr>
+          </w:p>
+        </w:tc>
+        <w:tc>
+          <w:tcPr>
+            <w:tcW w:w="800" w:type="pct"/>
+            <w:tcBorders>
+              <w:top w:val="single" w:color="8A7A55" w:sz="6" w:space="0"/>
+              <w:left w:val="single" w:color="8A7A55" w:sz="6" w:space="0"/>
+              <w:bottom w:val="single" w:color="8A7A55" w:sz="6" w:space="0"/>
+              <w:right w:val="single" w:color="8A7A55" w:sz="6" w:space="0"/>
+            </w:tcBorders>
+            <w:shd w:val="clear" w:color="auto" w:fill="F8F4E8"/>
+            <w:tcMar>
+              <w:top w:w="100" w:type="dxa"/>
+              <w:left w:w="140" w:type="dxa"/>
+              <w:bottom w:w="100" w:type="dxa"/>
+              <w:right w:w="140" w:type="dxa"/>
+            </w:tcMar>
+            <w:vAlign w:val="center"/>
+          </w:tcPr>
+          <w:p>
+            <w:pPr>
+              <w:keepNext w:val="0"/>
+              <w:keepLines w:val="0"/>
+              <w:widowControl/>
+              <w:suppressLineNumbers w:val="0"/>
+              <w:spacing w:line="26" w:lineRule="atLeast"/>
+              <w:jc w:val="center"/>
+              <w:textAlignment w:val="center"/>
+              <w:rPr>
+                <w:rFonts w:hint="default" w:ascii="Segoe UI" w:hAnsi="Segoe UI" w:eastAsia="Segoe UI" w:cs="Segoe UI"/>
+                <w:b/>
+                <w:bCs/>
+                <w:color w:val="26221A"/>
+                <w:sz w:val="20"/>
+                <w:szCs w:val="20"/>
+              </w:rPr>
+            </w:pPr>
+            <w:r>
+              <w:rPr>
+                <w:rFonts w:hint="default" w:ascii="Segoe UI" w:hAnsi="Segoe UI" w:eastAsia="Segoe UI" w:cs="Segoe UI"/>
+                <w:b/>
+                <w:bCs/>
+                <w:color w:val="26221A"/>
+                <w:sz w:val="20"/>
+                <w:szCs w:val="20"/>
+                <w:bdr w:val="none" w:color="auto" w:sz="0" w:space="0"/>
+              </w:rPr>
+              <w:t>Telephone</w:t>
+            </w:r>
+          </w:p>
+        </w:tc>
+        <w:tc>
+          <w:tcPr>
+            <w:tcW w:w="0" w:type="auto"/>
+            <w:tcBorders>
+              <w:top w:val="single" w:color="8A7A55" w:sz="6" w:space="0"/>
+              <w:left w:val="single" w:color="8A7A55" w:sz="6" w:space="0"/>
+              <w:bottom w:val="single" w:color="8A7A55" w:sz="6" w:space="0"/>
+              <w:right w:val="single" w:color="8A7A55" w:sz="6" w:space="0"/>
+            </w:tcBorders>
+            <w:shd w:val="clear"/>
+            <w:tcMar>
+              <w:top w:w="100" w:type="dxa"/>
+              <w:left w:w="140" w:type="dxa"/>
+              <w:bottom w:w="100" w:type="dxa"/>
+              <w:right w:w="140" w:type="dxa"/>
+            </w:tcMar>
+            <w:vAlign w:val="center"/>
+          </w:tcPr>
+          <w:p>
+            <w:pPr>
+              <w:rPr>
+                <w:rFonts w:hint="default" w:ascii="Segoe UI" w:hAnsi="Segoe UI" w:eastAsia="Segoe UI" w:cs="Segoe UI"/>
+                <w:color w:val="26221A"/>
+                <w:sz w:val="20"/>
+                <w:szCs w:val="20"/>
+              </w:rPr>
+            </w:pPr>
+          </w:p>
+        </w:tc>
+        <w:tc>
+          <w:tcPr>
+            <w:tcW w:w="800" w:type="pct"/>
+            <w:tcBorders>
+              <w:top w:val="single" w:color="8A7A55" w:sz="6" w:space="0"/>
+              <w:left w:val="single" w:color="8A7A55" w:sz="6" w:space="0"/>
+              <w:bottom w:val="single" w:color="8A7A55" w:sz="6" w:space="0"/>
+              <w:right w:val="single" w:color="8A7A55" w:sz="6" w:space="0"/>
+            </w:tcBorders>
+            <w:shd w:val="clear" w:color="auto" w:fill="F8F4E8"/>
+            <w:tcMar>
+              <w:top w:w="100" w:type="dxa"/>
+              <w:left w:w="140" w:type="dxa"/>
+              <w:bottom w:w="100" w:type="dxa"/>
+              <w:right w:w="140" w:type="dxa"/>
+            </w:tcMar>
+            <w:vAlign w:val="center"/>
+          </w:tcPr>
+          <w:p>
+            <w:pPr>
+              <w:keepNext w:val="0"/>
+              <w:keepLines w:val="0"/>
+              <w:widowControl/>
+              <w:suppressLineNumbers w:val="0"/>
+              <w:spacing w:line="26" w:lineRule="atLeast"/>
+              <w:jc w:val="center"/>
+              <w:textAlignment w:val="center"/>
+              <w:rPr>
+                <w:rFonts w:hint="default" w:ascii="Segoe UI" w:hAnsi="Segoe UI" w:eastAsia="Segoe UI" w:cs="Segoe UI"/>
+                <w:b/>
+                <w:bCs/>
+                <w:color w:val="26221A"/>
+                <w:sz w:val="20"/>
+                <w:szCs w:val="20"/>
+              </w:rPr>
+            </w:pPr>
+            <w:r>
+              <w:rPr>
+                <w:rFonts w:hint="default" w:ascii="Segoe UI" w:hAnsi="Segoe UI" w:eastAsia="Segoe UI" w:cs="Segoe UI"/>
+                <w:b/>
+                <w:bCs/>
+                <w:color w:val="26221A"/>
+                <w:sz w:val="20"/>
+                <w:szCs w:val="20"/>
+                <w:bdr w:val="none" w:color="auto" w:sz="0" w:space="0"/>
+              </w:rPr>
+              <w:t>Email / QQ</w:t>
+            </w:r>
+          </w:p>
+        </w:tc>
+        <w:tc>
+          <w:tcPr>
+            <w:tcW w:w="0" w:type="auto"/>
+            <w:tcBorders>
+              <w:top w:val="single" w:color="8A7A55" w:sz="6" w:space="0"/>
+              <w:left w:val="single" w:color="8A7A55" w:sz="6" w:space="0"/>
+              <w:bottom w:val="single" w:color="8A7A55" w:sz="6" w:space="0"/>
+              <w:right w:val="single" w:color="8A7A55" w:sz="6" w:space="0"/>
+            </w:tcBorders>
+            <w:shd w:val="clear"/>
+            <w:tcMar>
+              <w:top w:w="100" w:type="dxa"/>
+              <w:left w:w="140" w:type="dxa"/>
+              <w:bottom w:w="100" w:type="dxa"/>
+              <w:right w:w="140" w:type="dxa"/>
+            </w:tcMar>
+            <w:vAlign w:val="center"/>
+          </w:tcPr>
+          <w:p>
+            <w:pPr>
+              <w:rPr>
+                <w:rFonts w:hint="default" w:ascii="Segoe UI" w:hAnsi="Segoe UI" w:eastAsia="Segoe UI" w:cs="Segoe UI"/>
+                <w:color w:val="26221A"/>
+                <w:sz w:val="20"/>
+                <w:szCs w:val="20"/>
+              </w:rPr>
+            </w:pPr>
+          </w:p>
+        </w:tc>
+      </w:tr>
+      <w:tr>
+        <w:tblPrEx>
+          <w:tblBorders>
+            <w:top w:val="none" w:color="auto" w:sz="0" w:space="0"/>
+            <w:left w:val="none" w:color="auto" w:sz="0" w:space="0"/>
+            <w:bottom w:val="none" w:color="auto" w:sz="0" w:space="0"/>
+            <w:right w:val="none" w:color="auto" w:sz="0" w:space="0"/>
+            <w:insideH w:val="none" w:color="auto" w:sz="0" w:space="0"/>
+            <w:insideV w:val="none" w:color="auto" w:sz="0" w:space="0"/>
+          </w:tblBorders>
+          <w:tblCellMar>
+            <w:top w:w="15" w:type="dxa"/>
+            <w:left w:w="15" w:type="dxa"/>
+            <w:bottom w:w="15" w:type="dxa"/>
+            <w:right w:w="15" w:type="dxa"/>
+          </w:tblCellMar>
+        </w:tblPrEx>
+        <w:tc>
+          <w:tcPr>
+            <w:tcW w:w="800" w:type="pct"/>
+            <w:tcBorders>
+              <w:top w:val="single" w:color="8A7A55" w:sz="6" w:space="0"/>
+              <w:left w:val="single" w:color="8A7A55" w:sz="6" w:space="0"/>
+              <w:bottom w:val="single" w:color="8A7A55" w:sz="6" w:space="0"/>
+              <w:right w:val="single" w:color="8A7A55" w:sz="6" w:space="0"/>
+            </w:tcBorders>
+            <w:shd w:val="clear" w:color="auto" w:fill="F8F4E8"/>
+            <w:tcMar>
+              <w:top w:w="100" w:type="dxa"/>
+              <w:left w:w="140" w:type="dxa"/>
+              <w:bottom w:w="100" w:type="dxa"/>
+              <w:right w:w="140" w:type="dxa"/>
+            </w:tcMar>
+            <w:vAlign w:val="center"/>
+          </w:tcPr>
+          <w:p>
+            <w:pPr>
+              <w:keepNext w:val="0"/>
+              <w:keepLines w:val="0"/>
+              <w:widowControl/>
+              <w:suppressLineNumbers w:val="0"/>
+              <w:spacing w:line="26" w:lineRule="atLeast"/>
               <w:jc w:val="center"/>
               <w:textAlignment w:val="center"/>
               <w:rPr>
@@ -1284,7 +1283,7 @@
         <w:keepLines w:val="0"/>
         <w:widowControl/>
         <w:suppressLineNumbers w:val="0"/>
-        <w:spacing w:line="21" w:lineRule="atLeast"/>
+        <w:spacing w:line="26" w:lineRule="atLeast"/>
       </w:pPr>
       <w:r>
         <w:t>3. Church Information</w:t>
@@ -1359,7 +1358,7 @@
               <w:keepLines w:val="0"/>
               <w:widowControl/>
               <w:suppressLineNumbers w:val="0"/>
-              <w:spacing w:line="21" w:lineRule="atLeast"/>
+              <w:spacing w:line="26" w:lineRule="atLeast"/>
               <w:jc w:val="center"/>
               <w:textAlignment w:val="center"/>
               <w:rPr>
@@ -1438,7 +1437,7 @@
               <w:keepLines w:val="0"/>
               <w:widowControl/>
               <w:suppressLineNumbers w:val="0"/>
-              <w:spacing w:line="21" w:lineRule="atLeast"/>
+              <w:spacing w:line="26" w:lineRule="atLeast"/>
               <w:jc w:val="center"/>
               <w:textAlignment w:val="center"/>
               <w:rPr>
@@ -1488,7 +1487,7 @@
               <w:keepLines w:val="0"/>
               <w:widowControl/>
               <w:suppressLineNumbers w:val="0"/>
-              <w:spacing w:line="23" w:lineRule="atLeast"/>
+              <w:spacing w:line="28" w:lineRule="atLeast"/>
               <w:jc w:val="left"/>
               <w:textAlignment w:val="center"/>
               <w:rPr>
@@ -1508,182 +1507,6 @@
               </w:rPr>
               <w:t>☐ TSPM ☐ House ☐ Other</w:t>
             </w:r>
-          </w:p>
-        </w:tc>
-      </w:tr>
-      <w:tr>
-        <w:tblPrEx>
-          <w:tblBorders>
-            <w:top w:val="none" w:color="auto" w:sz="0" w:space="0"/>
-            <w:left w:val="none" w:color="auto" w:sz="0" w:space="0"/>
-            <w:bottom w:val="none" w:color="auto" w:sz="0" w:space="0"/>
-            <w:right w:val="none" w:color="auto" w:sz="0" w:space="0"/>
-            <w:insideH w:val="none" w:color="auto" w:sz="0" w:space="0"/>
-            <w:insideV w:val="none" w:color="auto" w:sz="0" w:space="0"/>
-          </w:tblBorders>
-          <w:tblCellMar>
-            <w:top w:w="15" w:type="dxa"/>
-            <w:left w:w="15" w:type="dxa"/>
-            <w:bottom w:w="15" w:type="dxa"/>
-            <w:right w:w="15" w:type="dxa"/>
-          </w:tblCellMar>
-        </w:tblPrEx>
-        <w:tc>
-          <w:tcPr>
-            <w:tcW w:w="800" w:type="pct"/>
-            <w:tcBorders>
-              <w:top w:val="single" w:color="8A7A55" w:sz="6" w:space="0"/>
-              <w:left w:val="single" w:color="8A7A55" w:sz="6" w:space="0"/>
-              <w:bottom w:val="single" w:color="8A7A55" w:sz="6" w:space="0"/>
-              <w:right w:val="single" w:color="8A7A55" w:sz="6" w:space="0"/>
-            </w:tcBorders>
-            <w:shd w:val="clear" w:color="auto" w:fill="F8F4E8"/>
-            <w:tcMar>
-              <w:top w:w="100" w:type="dxa"/>
-              <w:left w:w="140" w:type="dxa"/>
-              <w:bottom w:w="100" w:type="dxa"/>
-              <w:right w:w="140" w:type="dxa"/>
-            </w:tcMar>
-            <w:vAlign w:val="center"/>
-          </w:tcPr>
-          <w:p>
-            <w:pPr>
-              <w:keepNext w:val="0"/>
-              <w:keepLines w:val="0"/>
-              <w:widowControl/>
-              <w:suppressLineNumbers w:val="0"/>
-              <w:spacing w:line="21" w:lineRule="atLeast"/>
-              <w:jc w:val="center"/>
-              <w:textAlignment w:val="center"/>
-              <w:rPr>
-                <w:rFonts w:hint="default" w:ascii="Segoe UI" w:hAnsi="Segoe UI" w:eastAsia="Segoe UI" w:cs="Segoe UI"/>
-                <w:b/>
-                <w:bCs/>
-                <w:color w:val="26221A"/>
-                <w:sz w:val="20"/>
-                <w:szCs w:val="20"/>
-              </w:rPr>
-            </w:pPr>
-            <w:r>
-              <w:rPr>
-                <w:rFonts w:hint="default" w:ascii="Segoe UI" w:hAnsi="Segoe UI" w:eastAsia="Segoe UI" w:cs="Segoe UI"/>
-                <w:b/>
-                <w:bCs/>
-                <w:color w:val="26221A"/>
-                <w:sz w:val="20"/>
-                <w:szCs w:val="20"/>
-                <w:bdr w:val="none" w:color="auto" w:sz="0" w:space="0"/>
-              </w:rPr>
-              <w:t>Church Phone</w:t>
-            </w:r>
-          </w:p>
-        </w:tc>
-        <w:tc>
-          <w:tcPr>
-            <w:tcW w:w="0" w:type="auto"/>
-            <w:tcBorders>
-              <w:top w:val="single" w:color="8A7A55" w:sz="6" w:space="0"/>
-              <w:left w:val="single" w:color="8A7A55" w:sz="6" w:space="0"/>
-              <w:bottom w:val="single" w:color="8A7A55" w:sz="6" w:space="0"/>
-              <w:right w:val="single" w:color="8A7A55" w:sz="6" w:space="0"/>
-            </w:tcBorders>
-            <w:shd w:val="clear"/>
-            <w:tcMar>
-              <w:top w:w="100" w:type="dxa"/>
-              <w:left w:w="140" w:type="dxa"/>
-              <w:bottom w:w="100" w:type="dxa"/>
-              <w:right w:w="140" w:type="dxa"/>
-            </w:tcMar>
-            <w:vAlign w:val="center"/>
-          </w:tcPr>
-          <w:p>
-            <w:pPr>
-              <w:rPr>
-                <w:rFonts w:hint="default" w:ascii="Segoe UI" w:hAnsi="Segoe UI" w:eastAsia="Segoe UI" w:cs="Segoe UI"/>
-                <w:color w:val="26221A"/>
-                <w:sz w:val="20"/>
-                <w:szCs w:val="20"/>
-              </w:rPr>
-            </w:pPr>
-          </w:p>
-        </w:tc>
-        <w:tc>
-          <w:tcPr>
-            <w:tcW w:w="800" w:type="pct"/>
-            <w:tcBorders>
-              <w:top w:val="single" w:color="8A7A55" w:sz="6" w:space="0"/>
-              <w:left w:val="single" w:color="8A7A55" w:sz="6" w:space="0"/>
-              <w:bottom w:val="single" w:color="8A7A55" w:sz="6" w:space="0"/>
-              <w:right w:val="single" w:color="8A7A55" w:sz="6" w:space="0"/>
-            </w:tcBorders>
-            <w:shd w:val="clear" w:color="auto" w:fill="F8F4E8"/>
-            <w:tcMar>
-              <w:top w:w="100" w:type="dxa"/>
-              <w:left w:w="140" w:type="dxa"/>
-              <w:bottom w:w="100" w:type="dxa"/>
-              <w:right w:w="140" w:type="dxa"/>
-            </w:tcMar>
-            <w:vAlign w:val="center"/>
-          </w:tcPr>
-          <w:p>
-            <w:pPr>
-              <w:keepNext w:val="0"/>
-              <w:keepLines w:val="0"/>
-              <w:widowControl/>
-              <w:suppressLineNumbers w:val="0"/>
-              <w:spacing w:line="21" w:lineRule="atLeast"/>
-              <w:jc w:val="center"/>
-              <w:textAlignment w:val="center"/>
-              <w:rPr>
-                <w:rFonts w:hint="default" w:ascii="Segoe UI" w:hAnsi="Segoe UI" w:eastAsia="Segoe UI" w:cs="Segoe UI"/>
-                <w:b/>
-                <w:bCs/>
-                <w:color w:val="26221A"/>
-                <w:sz w:val="20"/>
-                <w:szCs w:val="20"/>
-              </w:rPr>
-            </w:pPr>
-            <w:r>
-              <w:rPr>
-                <w:rFonts w:hint="default" w:ascii="Segoe UI" w:hAnsi="Segoe UI" w:eastAsia="Segoe UI" w:cs="Segoe UI"/>
-                <w:b/>
-                <w:bCs/>
-                <w:color w:val="26221A"/>
-                <w:sz w:val="20"/>
-                <w:szCs w:val="20"/>
-                <w:bdr w:val="none" w:color="auto" w:sz="0" w:space="0"/>
-              </w:rPr>
-              <w:t>Current Ministry</w:t>
-            </w:r>
-          </w:p>
-        </w:tc>
-        <w:tc>
-          <w:tcPr>
-            <w:tcW w:w="0" w:type="auto"/>
-            <w:tcBorders>
-              <w:top w:val="single" w:color="8A7A55" w:sz="6" w:space="0"/>
-              <w:left w:val="single" w:color="8A7A55" w:sz="6" w:space="0"/>
-              <w:bottom w:val="single" w:color="8A7A55" w:sz="6" w:space="0"/>
-              <w:right w:val="single" w:color="8A7A55" w:sz="6" w:space="0"/>
-            </w:tcBorders>
-            <w:shd w:val="clear"/>
-            <w:tcMar>
-              <w:top w:w="100" w:type="dxa"/>
-              <w:left w:w="140" w:type="dxa"/>
-              <w:bottom w:w="100" w:type="dxa"/>
-              <w:right w:w="140" w:type="dxa"/>
-            </w:tcMar>
-            <w:vAlign w:val="center"/>
-          </w:tcPr>
-          <w:p>
-            <w:pPr>
-              <w:rPr>
-                <w:rFonts w:hint="default" w:ascii="Segoe UI" w:hAnsi="Segoe UI" w:eastAsia="Segoe UI" w:cs="Segoe UI"/>
-                <w:color w:val="26221A"/>
-                <w:sz w:val="20"/>
-                <w:szCs w:val="20"/>
-              </w:rPr>
-            </w:pPr>
           </w:p>
         </w:tc>
       </w:tr>
@@ -1729,7 +1552,7 @@
               <w:keepLines w:val="0"/>
               <w:widowControl/>
               <w:suppressLineNumbers w:val="0"/>
-              <w:spacing w:line="21" w:lineRule="atLeast"/>
+              <w:spacing w:line="26" w:lineRule="atLeast"/>
               <w:jc w:val="center"/>
               <w:textAlignment w:val="center"/>
               <w:rPr>
@@ -1751,6 +1574,182 @@
                 <w:szCs w:val="20"/>
                 <w:bdr w:val="none" w:color="auto" w:sz="0" w:space="0"/>
               </w:rPr>
+              <w:t>Church Phone</w:t>
+            </w:r>
+          </w:p>
+        </w:tc>
+        <w:tc>
+          <w:tcPr>
+            <w:tcW w:w="0" w:type="auto"/>
+            <w:tcBorders>
+              <w:top w:val="single" w:color="8A7A55" w:sz="6" w:space="0"/>
+              <w:left w:val="single" w:color="8A7A55" w:sz="6" w:space="0"/>
+              <w:bottom w:val="single" w:color="8A7A55" w:sz="6" w:space="0"/>
+              <w:right w:val="single" w:color="8A7A55" w:sz="6" w:space="0"/>
+            </w:tcBorders>
+            <w:shd w:val="clear"/>
+            <w:tcMar>
+              <w:top w:w="100" w:type="dxa"/>
+              <w:left w:w="140" w:type="dxa"/>
+              <w:bottom w:w="100" w:type="dxa"/>
+              <w:right w:w="140" w:type="dxa"/>
+            </w:tcMar>
+            <w:vAlign w:val="center"/>
+          </w:tcPr>
+          <w:p>
+            <w:pPr>
+              <w:rPr>
+                <w:rFonts w:hint="default" w:ascii="Segoe UI" w:hAnsi="Segoe UI" w:eastAsia="Segoe UI" w:cs="Segoe UI"/>
+                <w:color w:val="26221A"/>
+                <w:sz w:val="20"/>
+                <w:szCs w:val="20"/>
+              </w:rPr>
+            </w:pPr>
+          </w:p>
+        </w:tc>
+        <w:tc>
+          <w:tcPr>
+            <w:tcW w:w="800" w:type="pct"/>
+            <w:tcBorders>
+              <w:top w:val="single" w:color="8A7A55" w:sz="6" w:space="0"/>
+              <w:left w:val="single" w:color="8A7A55" w:sz="6" w:space="0"/>
+              <w:bottom w:val="single" w:color="8A7A55" w:sz="6" w:space="0"/>
+              <w:right w:val="single" w:color="8A7A55" w:sz="6" w:space="0"/>
+            </w:tcBorders>
+            <w:shd w:val="clear" w:color="auto" w:fill="F8F4E8"/>
+            <w:tcMar>
+              <w:top w:w="100" w:type="dxa"/>
+              <w:left w:w="140" w:type="dxa"/>
+              <w:bottom w:w="100" w:type="dxa"/>
+              <w:right w:w="140" w:type="dxa"/>
+            </w:tcMar>
+            <w:vAlign w:val="center"/>
+          </w:tcPr>
+          <w:p>
+            <w:pPr>
+              <w:keepNext w:val="0"/>
+              <w:keepLines w:val="0"/>
+              <w:widowControl/>
+              <w:suppressLineNumbers w:val="0"/>
+              <w:spacing w:line="26" w:lineRule="atLeast"/>
+              <w:jc w:val="center"/>
+              <w:textAlignment w:val="center"/>
+              <w:rPr>
+                <w:rFonts w:hint="default" w:ascii="Segoe UI" w:hAnsi="Segoe UI" w:eastAsia="Segoe UI" w:cs="Segoe UI"/>
+                <w:b/>
+                <w:bCs/>
+                <w:color w:val="26221A"/>
+                <w:sz w:val="20"/>
+                <w:szCs w:val="20"/>
+              </w:rPr>
+            </w:pPr>
+            <w:r>
+              <w:rPr>
+                <w:rFonts w:hint="default" w:ascii="Segoe UI" w:hAnsi="Segoe UI" w:eastAsia="Segoe UI" w:cs="Segoe UI"/>
+                <w:b/>
+                <w:bCs/>
+                <w:color w:val="26221A"/>
+                <w:sz w:val="20"/>
+                <w:szCs w:val="20"/>
+                <w:bdr w:val="none" w:color="auto" w:sz="0" w:space="0"/>
+              </w:rPr>
+              <w:t>Current Ministry</w:t>
+            </w:r>
+          </w:p>
+        </w:tc>
+        <w:tc>
+          <w:tcPr>
+            <w:tcW w:w="0" w:type="auto"/>
+            <w:tcBorders>
+              <w:top w:val="single" w:color="8A7A55" w:sz="6" w:space="0"/>
+              <w:left w:val="single" w:color="8A7A55" w:sz="6" w:space="0"/>
+              <w:bottom w:val="single" w:color="8A7A55" w:sz="6" w:space="0"/>
+              <w:right w:val="single" w:color="8A7A55" w:sz="6" w:space="0"/>
+            </w:tcBorders>
+            <w:shd w:val="clear"/>
+            <w:tcMar>
+              <w:top w:w="100" w:type="dxa"/>
+              <w:left w:w="140" w:type="dxa"/>
+              <w:bottom w:w="100" w:type="dxa"/>
+              <w:right w:w="140" w:type="dxa"/>
+            </w:tcMar>
+            <w:vAlign w:val="center"/>
+          </w:tcPr>
+          <w:p>
+            <w:pPr>
+              <w:rPr>
+                <w:rFonts w:hint="default" w:ascii="Segoe UI" w:hAnsi="Segoe UI" w:eastAsia="Segoe UI" w:cs="Segoe UI"/>
+                <w:color w:val="26221A"/>
+                <w:sz w:val="20"/>
+                <w:szCs w:val="20"/>
+              </w:rPr>
+            </w:pPr>
+          </w:p>
+        </w:tc>
+      </w:tr>
+      <w:tr>
+        <w:tblPrEx>
+          <w:tblBorders>
+            <w:top w:val="none" w:color="auto" w:sz="0" w:space="0"/>
+            <w:left w:val="none" w:color="auto" w:sz="0" w:space="0"/>
+            <w:bottom w:val="none" w:color="auto" w:sz="0" w:space="0"/>
+            <w:right w:val="none" w:color="auto" w:sz="0" w:space="0"/>
+            <w:insideH w:val="none" w:color="auto" w:sz="0" w:space="0"/>
+            <w:insideV w:val="none" w:color="auto" w:sz="0" w:space="0"/>
+          </w:tblBorders>
+          <w:tblCellMar>
+            <w:top w:w="15" w:type="dxa"/>
+            <w:left w:w="15" w:type="dxa"/>
+            <w:bottom w:w="15" w:type="dxa"/>
+            <w:right w:w="15" w:type="dxa"/>
+          </w:tblCellMar>
+        </w:tblPrEx>
+        <w:tc>
+          <w:tcPr>
+            <w:tcW w:w="800" w:type="pct"/>
+            <w:tcBorders>
+              <w:top w:val="single" w:color="8A7A55" w:sz="6" w:space="0"/>
+              <w:left w:val="single" w:color="8A7A55" w:sz="6" w:space="0"/>
+              <w:bottom w:val="single" w:color="8A7A55" w:sz="6" w:space="0"/>
+              <w:right w:val="single" w:color="8A7A55" w:sz="6" w:space="0"/>
+            </w:tcBorders>
+            <w:shd w:val="clear" w:color="auto" w:fill="F8F4E8"/>
+            <w:tcMar>
+              <w:top w:w="100" w:type="dxa"/>
+              <w:left w:w="140" w:type="dxa"/>
+              <w:bottom w:w="100" w:type="dxa"/>
+              <w:right w:w="140" w:type="dxa"/>
+            </w:tcMar>
+            <w:vAlign w:val="center"/>
+          </w:tcPr>
+          <w:p>
+            <w:pPr>
+              <w:keepNext w:val="0"/>
+              <w:keepLines w:val="0"/>
+              <w:widowControl/>
+              <w:suppressLineNumbers w:val="0"/>
+              <w:spacing w:line="26" w:lineRule="atLeast"/>
+              <w:jc w:val="center"/>
+              <w:textAlignment w:val="center"/>
+              <w:rPr>
+                <w:rFonts w:hint="default" w:ascii="Segoe UI" w:hAnsi="Segoe UI" w:eastAsia="Segoe UI" w:cs="Segoe UI"/>
+                <w:b/>
+                <w:bCs/>
+                <w:color w:val="26221A"/>
+                <w:sz w:val="20"/>
+                <w:szCs w:val="20"/>
+              </w:rPr>
+            </w:pPr>
+            <w:r>
+              <w:rPr>
+                <w:rFonts w:hint="default" w:ascii="Segoe UI" w:hAnsi="Segoe UI" w:eastAsia="Segoe UI" w:cs="Segoe UI"/>
+                <w:b/>
+                <w:bCs/>
+                <w:color w:val="26221A"/>
+                <w:sz w:val="20"/>
+                <w:szCs w:val="20"/>
+                <w:bdr w:val="none" w:color="auto" w:sz="0" w:space="0"/>
+              </w:rPr>
               <w:t>Conversion Date</w:t>
             </w:r>
           </w:p>
@@ -1808,7 +1807,7 @@
               <w:keepLines w:val="0"/>
               <w:widowControl/>
               <w:suppressLineNumbers w:val="0"/>
-              <w:spacing w:line="21" w:lineRule="atLeast"/>
+              <w:spacing w:line="26" w:lineRule="atLeast"/>
               <w:jc w:val="center"/>
               <w:textAlignment w:val="center"/>
               <w:rPr>
@@ -1872,7 +1871,7 @@
         <w:keepLines w:val="0"/>
         <w:widowControl/>
         <w:suppressLineNumbers w:val="0"/>
-        <w:spacing w:line="21" w:lineRule="atLeast"/>
+        <w:spacing w:line="26" w:lineRule="atLeast"/>
       </w:pPr>
       <w:r>
         <w:t>4. Education</w:t>
@@ -1948,7 +1947,7 @@
               <w:keepLines w:val="0"/>
               <w:widowControl/>
               <w:suppressLineNumbers w:val="0"/>
-              <w:spacing w:line="21" w:lineRule="atLeast"/>
+              <w:spacing w:line="26" w:lineRule="atLeast"/>
               <w:jc w:val="center"/>
               <w:textAlignment w:val="center"/>
               <w:rPr>
@@ -1998,7 +1997,7 @@
               <w:keepLines w:val="0"/>
               <w:widowControl/>
               <w:suppressLineNumbers w:val="0"/>
-              <w:spacing w:line="21" w:lineRule="atLeast"/>
+              <w:spacing w:line="26" w:lineRule="atLeast"/>
               <w:jc w:val="center"/>
               <w:textAlignment w:val="center"/>
               <w:rPr>
@@ -2048,7 +2047,7 @@
               <w:keepLines w:val="0"/>
               <w:widowControl/>
               <w:suppressLineNumbers w:val="0"/>
-              <w:spacing w:line="21" w:lineRule="atLeast"/>
+              <w:spacing w:line="26" w:lineRule="atLeast"/>
               <w:jc w:val="center"/>
               <w:textAlignment w:val="center"/>
               <w:rPr>
@@ -2098,7 +2097,7 @@
               <w:keepLines w:val="0"/>
               <w:widowControl/>
               <w:suppressLineNumbers w:val="0"/>
-              <w:spacing w:line="21" w:lineRule="atLeast"/>
+              <w:spacing w:line="26" w:lineRule="atLeast"/>
               <w:jc w:val="center"/>
               <w:textAlignment w:val="center"/>
               <w:rPr>
@@ -2148,7 +2147,7 @@
               <w:keepLines w:val="0"/>
               <w:widowControl/>
               <w:suppressLineNumbers w:val="0"/>
-              <w:spacing w:line="21" w:lineRule="atLeast"/>
+              <w:spacing w:line="26" w:lineRule="atLeast"/>
               <w:jc w:val="center"/>
               <w:textAlignment w:val="center"/>
               <w:rPr>
@@ -2217,7 +2216,7 @@
               <w:keepLines w:val="0"/>
               <w:widowControl/>
               <w:suppressLineNumbers w:val="0"/>
-              <w:spacing w:line="21" w:lineRule="atLeast"/>
+              <w:spacing w:line="26" w:lineRule="atLeast"/>
               <w:jc w:val="left"/>
               <w:textAlignment w:val="center"/>
               <w:rPr>
@@ -2263,7 +2262,7 @@
               <w:keepLines w:val="0"/>
               <w:widowControl/>
               <w:suppressLineNumbers w:val="0"/>
-              <w:spacing w:line="21" w:lineRule="atLeast"/>
+              <w:spacing w:line="26" w:lineRule="atLeast"/>
               <w:jc w:val="left"/>
               <w:textAlignment w:val="center"/>
               <w:rPr>
@@ -2309,7 +2308,7 @@
               <w:keepLines w:val="0"/>
               <w:widowControl/>
               <w:suppressLineNumbers w:val="0"/>
-              <w:spacing w:line="21" w:lineRule="atLeast"/>
+              <w:spacing w:line="26" w:lineRule="atLeast"/>
               <w:jc w:val="left"/>
               <w:textAlignment w:val="center"/>
               <w:rPr>
@@ -2355,7 +2354,7 @@
               <w:keepLines w:val="0"/>
               <w:widowControl/>
               <w:suppressLineNumbers w:val="0"/>
-              <w:spacing w:line="21" w:lineRule="atLeast"/>
+              <w:spacing w:line="26" w:lineRule="atLeast"/>
               <w:jc w:val="left"/>
               <w:textAlignment w:val="center"/>
               <w:rPr>
@@ -2401,7 +2400,7 @@
               <w:keepLines w:val="0"/>
               <w:widowControl/>
               <w:suppressLineNumbers w:val="0"/>
-              <w:spacing w:line="21" w:lineRule="atLeast"/>
+              <w:spacing w:line="26" w:lineRule="atLeast"/>
               <w:jc w:val="left"/>
               <w:textAlignment w:val="center"/>
               <w:rPr>
@@ -2466,7 +2465,7 @@
               <w:keepLines w:val="0"/>
               <w:widowControl/>
               <w:suppressLineNumbers w:val="0"/>
-              <w:spacing w:line="21" w:lineRule="atLeast"/>
+              <w:spacing w:line="26" w:lineRule="atLeast"/>
               <w:jc w:val="left"/>
               <w:textAlignment w:val="center"/>
               <w:rPr>
@@ -2512,7 +2511,7 @@
               <w:keepLines w:val="0"/>
               <w:widowControl/>
               <w:suppressLineNumbers w:val="0"/>
-              <w:spacing w:line="21" w:lineRule="atLeast"/>
+              <w:spacing w:line="26" w:lineRule="atLeast"/>
               <w:jc w:val="left"/>
               <w:textAlignment w:val="center"/>
               <w:rPr>
@@ -2558,7 +2557,7 @@
               <w:keepLines w:val="0"/>
               <w:widowControl/>
               <w:suppressLineNumbers w:val="0"/>
-              <w:spacing w:line="21" w:lineRule="atLeast"/>
+              <w:spacing w:line="26" w:lineRule="atLeast"/>
               <w:jc w:val="left"/>
               <w:textAlignment w:val="center"/>
               <w:rPr>
@@ -2604,7 +2603,7 @@
               <w:keepLines w:val="0"/>
               <w:widowControl/>
               <w:suppressLineNumbers w:val="0"/>
-              <w:spacing w:line="21" w:lineRule="atLeast"/>
+              <w:spacing w:line="26" w:lineRule="atLeast"/>
               <w:jc w:val="left"/>
               <w:textAlignment w:val="center"/>
               <w:rPr>
@@ -2650,7 +2649,7 @@
               <w:keepLines w:val="0"/>
               <w:widowControl/>
               <w:suppressLineNumbers w:val="0"/>
-              <w:spacing w:line="21" w:lineRule="atLeast"/>
+              <w:spacing w:line="26" w:lineRule="atLeast"/>
               <w:jc w:val="left"/>
               <w:textAlignment w:val="center"/>
               <w:rPr>
@@ -2715,7 +2714,7 @@
               <w:keepLines w:val="0"/>
               <w:widowControl/>
               <w:suppressLineNumbers w:val="0"/>
-              <w:spacing w:line="21" w:lineRule="atLeast"/>
+              <w:spacing w:line="26" w:lineRule="atLeast"/>
               <w:jc w:val="left"/>
               <w:textAlignment w:val="center"/>
               <w:rPr>
@@ -2761,7 +2760,7 @@
               <w:keepLines w:val="0"/>
               <w:widowControl/>
               <w:suppressLineNumbers w:val="0"/>
-              <w:spacing w:line="21" w:lineRule="atLeast"/>
+              <w:spacing w:line="26" w:lineRule="atLeast"/>
               <w:jc w:val="left"/>
               <w:textAlignment w:val="center"/>
               <w:rPr>
@@ -2807,7 +2806,7 @@
               <w:keepLines w:val="0"/>
               <w:widowControl/>
               <w:suppressLineNumbers w:val="0"/>
-              <w:spacing w:line="21" w:lineRule="atLeast"/>
+              <w:spacing w:line="26" w:lineRule="atLeast"/>
               <w:jc w:val="left"/>
               <w:textAlignment w:val="center"/>
               <w:rPr>
@@ -2853,7 +2852,7 @@
               <w:keepLines w:val="0"/>
               <w:widowControl/>
               <w:suppressLineNumbers w:val="0"/>
-              <w:spacing w:line="21" w:lineRule="atLeast"/>
+              <w:spacing w:line="26" w:lineRule="atLeast"/>
               <w:jc w:val="left"/>
               <w:textAlignment w:val="center"/>
               <w:rPr>
@@ -2899,7 +2898,7 @@
               <w:keepLines w:val="0"/>
               <w:widowControl/>
               <w:suppressLineNumbers w:val="0"/>
-              <w:spacing w:line="21" w:lineRule="atLeast"/>
+              <w:spacing w:line="26" w:lineRule="atLeast"/>
               <w:jc w:val="left"/>
               <w:textAlignment w:val="center"/>
               <w:rPr>
@@ -2930,7 +2929,7 @@
         <w:keepLines w:val="0"/>
         <w:widowControl/>
         <w:suppressLineNumbers w:val="0"/>
-        <w:spacing w:line="21" w:lineRule="atLeast"/>
+        <w:spacing w:line="26" w:lineRule="atLeast"/>
       </w:pPr>
       <w:r>
         <w:t>5. Work / Ministry Experience</w:t>
@@ -2974,7 +2973,6 @@
             <w:insideH w:val="none" w:color="auto" w:sz="0" w:space="0"/>
             <w:insideV w:val="none" w:color="auto" w:sz="0" w:space="0"/>
           </w:tblBorders>
-          <w:shd w:val="clear"/>
           <w:tblCellMar>
             <w:top w:w="15" w:type="dxa"/>
             <w:left w:w="15" w:type="dxa"/>
@@ -3006,7 +3004,7 @@
               <w:keepLines w:val="0"/>
               <w:widowControl/>
               <w:suppressLineNumbers w:val="0"/>
-              <w:spacing w:line="21" w:lineRule="atLeast"/>
+              <w:spacing w:line="26" w:lineRule="atLeast"/>
               <w:jc w:val="center"/>
               <w:textAlignment w:val="center"/>
               <w:rPr>
@@ -3056,7 +3054,7 @@
               <w:keepLines w:val="0"/>
               <w:widowControl/>
               <w:suppressLineNumbers w:val="0"/>
-              <w:spacing w:line="21" w:lineRule="atLeast"/>
+              <w:spacing w:line="26" w:lineRule="atLeast"/>
               <w:jc w:val="center"/>
               <w:textAlignment w:val="center"/>
               <w:rPr>
@@ -3106,7 +3104,7 @@
               <w:keepLines w:val="0"/>
               <w:widowControl/>
               <w:suppressLineNumbers w:val="0"/>
-              <w:spacing w:line="21" w:lineRule="atLeast"/>
+              <w:spacing w:line="26" w:lineRule="atLeast"/>
               <w:jc w:val="center"/>
               <w:textAlignment w:val="center"/>
               <w:rPr>
@@ -3156,7 +3154,7 @@
               <w:keepLines w:val="0"/>
               <w:widowControl/>
               <w:suppressLineNumbers w:val="0"/>
-              <w:spacing w:line="21" w:lineRule="atLeast"/>
+              <w:spacing w:line="26" w:lineRule="atLeast"/>
               <w:jc w:val="center"/>
               <w:textAlignment w:val="center"/>
               <w:rPr>
@@ -3206,7 +3204,7 @@
               <w:keepLines w:val="0"/>
               <w:widowControl/>
               <w:suppressLineNumbers w:val="0"/>
-              <w:spacing w:line="21" w:lineRule="atLeast"/>
+              <w:spacing w:line="26" w:lineRule="atLeast"/>
               <w:jc w:val="center"/>
               <w:textAlignment w:val="center"/>
               <w:rPr>
@@ -3274,7 +3272,7 @@
               <w:keepLines w:val="0"/>
               <w:widowControl/>
               <w:suppressLineNumbers w:val="0"/>
-              <w:spacing w:line="21" w:lineRule="atLeast"/>
+              <w:spacing w:line="26" w:lineRule="atLeast"/>
               <w:jc w:val="left"/>
               <w:textAlignment w:val="center"/>
               <w:rPr>
@@ -3320,7 +3318,7 @@
               <w:keepLines w:val="0"/>
               <w:widowControl/>
               <w:suppressLineNumbers w:val="0"/>
-              <w:spacing w:line="21" w:lineRule="atLeast"/>
+              <w:spacing w:line="26" w:lineRule="atLeast"/>
               <w:jc w:val="left"/>
               <w:textAlignment w:val="center"/>
               <w:rPr>
@@ -3366,7 +3364,7 @@
               <w:keepLines w:val="0"/>
               <w:widowControl/>
               <w:suppressLineNumbers w:val="0"/>
-              <w:spacing w:line="21" w:lineRule="atLeast"/>
+              <w:spacing w:line="26" w:lineRule="atLeast"/>
               <w:jc w:val="left"/>
               <w:textAlignment w:val="center"/>
               <w:rPr>
@@ -3412,7 +3410,7 @@
               <w:keepLines w:val="0"/>
               <w:widowControl/>
               <w:suppressLineNumbers w:val="0"/>
-              <w:spacing w:line="21" w:lineRule="atLeast"/>
+              <w:spacing w:line="26" w:lineRule="atLeast"/>
               <w:jc w:val="left"/>
               <w:textAlignment w:val="center"/>
               <w:rPr>
@@ -3458,7 +3456,7 @@
               <w:keepLines w:val="0"/>
               <w:widowControl/>
               <w:suppressLineNumbers w:val="0"/>
-              <w:spacing w:line="21" w:lineRule="atLeast"/>
+              <w:spacing w:line="26" w:lineRule="atLeast"/>
               <w:jc w:val="left"/>
               <w:textAlignment w:val="center"/>
               <w:rPr>
@@ -3522,7 +3520,7 @@
               <w:keepLines w:val="0"/>
               <w:widowControl/>
               <w:suppressLineNumbers w:val="0"/>
-              <w:spacing w:line="21" w:lineRule="atLeast"/>
+              <w:spacing w:line="26" w:lineRule="atLeast"/>
               <w:jc w:val="left"/>
               <w:textAlignment w:val="center"/>
               <w:rPr>
@@ -3568,7 +3566,7 @@
               <w:keepLines w:val="0"/>
               <w:widowControl/>
               <w:suppressLineNumbers w:val="0"/>
-              <w:spacing w:line="21" w:lineRule="atLeast"/>
+              <w:spacing w:line="26" w:lineRule="atLeast"/>
               <w:jc w:val="left"/>
               <w:textAlignment w:val="center"/>
               <w:rPr>
@@ -3614,7 +3612,7 @@
               <w:keepLines w:val="0"/>
               <w:widowControl/>
               <w:suppressLineNumbers w:val="0"/>
-              <w:spacing w:line="21" w:lineRule="atLeast"/>
+              <w:spacing w:line="26" w:lineRule="atLeast"/>
               <w:jc w:val="left"/>
               <w:textAlignment w:val="center"/>
               <w:rPr>
@@ -3660,7 +3658,7 @@
               <w:keepLines w:val="0"/>
               <w:widowControl/>
               <w:suppressLineNumbers w:val="0"/>
-              <w:spacing w:line="21" w:lineRule="atLeast"/>
+              <w:spacing w:line="26" w:lineRule="atLeast"/>
               <w:jc w:val="left"/>
               <w:textAlignment w:val="center"/>
               <w:rPr>
@@ -3706,7 +3704,7 @@
               <w:keepLines w:val="0"/>
               <w:widowControl/>
               <w:suppressLineNumbers w:val="0"/>
-              <w:spacing w:line="21" w:lineRule="atLeast"/>
+              <w:spacing w:line="26" w:lineRule="atLeast"/>
               <w:jc w:val="left"/>
               <w:textAlignment w:val="center"/>
               <w:rPr>
@@ -3771,7 +3769,7 @@
               <w:keepLines w:val="0"/>
               <w:widowControl/>
               <w:suppressLineNumbers w:val="0"/>
-              <w:spacing w:line="21" w:lineRule="atLeast"/>
+              <w:spacing w:line="26" w:lineRule="atLeast"/>
               <w:jc w:val="left"/>
               <w:textAlignment w:val="center"/>
               <w:rPr>
@@ -3817,7 +3815,7 @@
               <w:keepLines w:val="0"/>
               <w:widowControl/>
               <w:suppressLineNumbers w:val="0"/>
-              <w:spacing w:line="21" w:lineRule="atLeast"/>
+              <w:spacing w:line="26" w:lineRule="atLeast"/>
               <w:jc w:val="left"/>
               <w:textAlignment w:val="center"/>
               <w:rPr>
@@ -3863,7 +3861,7 @@
               <w:keepLines w:val="0"/>
               <w:widowControl/>
               <w:suppressLineNumbers w:val="0"/>
-              <w:spacing w:line="21" w:lineRule="atLeast"/>
+              <w:spacing w:line="26" w:lineRule="atLeast"/>
               <w:jc w:val="left"/>
               <w:textAlignment w:val="center"/>
               <w:rPr>
@@ -3909,7 +3907,7 @@
               <w:keepLines w:val="0"/>
               <w:widowControl/>
               <w:suppressLineNumbers w:val="0"/>
-              <w:spacing w:line="21" w:lineRule="atLeast"/>
+              <w:spacing w:line="26" w:lineRule="atLeast"/>
               <w:jc w:val="left"/>
               <w:textAlignment w:val="center"/>
               <w:rPr>
@@ -3955,7 +3953,7 @@
               <w:keepLines w:val="0"/>
               <w:widowControl/>
               <w:suppressLineNumbers w:val="0"/>
-              <w:spacing w:line="21" w:lineRule="atLeast"/>
+              <w:spacing w:line="26" w:lineRule="atLeast"/>
               <w:jc w:val="left"/>
               <w:textAlignment w:val="center"/>
               <w:rPr>
@@ -3986,7 +3984,7 @@
         <w:keepLines w:val="0"/>
         <w:widowControl/>
         <w:suppressLineNumbers w:val="0"/>
-        <w:spacing w:line="21" w:lineRule="atLeast"/>
+        <w:spacing w:line="26" w:lineRule="atLeast"/>
       </w:pPr>
       <w:r>
         <w:t>6. Family</w:t>
@@ -4029,6 +4027,7 @@
             <w:insideH w:val="none" w:color="auto" w:sz="0" w:space="0"/>
             <w:insideV w:val="none" w:color="auto" w:sz="0" w:space="0"/>
           </w:tblBorders>
+          <w:shd w:val="clear"/>
           <w:tblCellMar>
             <w:top w:w="15" w:type="dxa"/>
             <w:left w:w="15" w:type="dxa"/>
@@ -4060,7 +4059,7 @@
               <w:keepLines w:val="0"/>
               <w:widowControl/>
               <w:suppressLineNumbers w:val="0"/>
-              <w:spacing w:line="21" w:lineRule="atLeast"/>
+              <w:spacing w:line="26" w:lineRule="atLeast"/>
               <w:jc w:val="center"/>
               <w:textAlignment w:val="center"/>
               <w:rPr>
@@ -4110,7 +4109,7 @@
               <w:keepLines w:val="0"/>
               <w:widowControl/>
               <w:suppressLineNumbers w:val="0"/>
-              <w:spacing w:line="21" w:lineRule="atLeast"/>
+              <w:spacing w:line="26" w:lineRule="atLeast"/>
               <w:jc w:val="center"/>
               <w:textAlignment w:val="center"/>
               <w:rPr>
@@ -4160,7 +4159,7 @@
               <w:keepLines w:val="0"/>
               <w:widowControl/>
               <w:suppressLineNumbers w:val="0"/>
-              <w:spacing w:line="21" w:lineRule="atLeast"/>
+              <w:spacing w:line="26" w:lineRule="atLeast"/>
               <w:jc w:val="center"/>
               <w:textAlignment w:val="center"/>
               <w:rPr>
@@ -4210,7 +4209,7 @@
               <w:keepLines w:val="0"/>
               <w:widowControl/>
               <w:suppressLineNumbers w:val="0"/>
-              <w:spacing w:line="21" w:lineRule="atLeast"/>
+              <w:spacing w:line="26" w:lineRule="atLeast"/>
               <w:jc w:val="center"/>
               <w:textAlignment w:val="center"/>
               <w:rPr>
@@ -4279,7 +4278,7 @@
               <w:keepLines w:val="0"/>
               <w:widowControl/>
               <w:suppressLineNumbers w:val="0"/>
-              <w:spacing w:line="21" w:lineRule="atLeast"/>
+              <w:spacing w:line="26" w:lineRule="atLeast"/>
               <w:jc w:val="left"/>
               <w:textAlignment w:val="center"/>
               <w:rPr>
@@ -4325,7 +4324,7 @@
               <w:keepLines w:val="0"/>
               <w:widowControl/>
               <w:suppressLineNumbers w:val="0"/>
-              <w:spacing w:line="21" w:lineRule="atLeast"/>
+              <w:spacing w:line="26" w:lineRule="atLeast"/>
               <w:jc w:val="left"/>
               <w:textAlignment w:val="center"/>
               <w:rPr>
@@ -4371,7 +4370,7 @@
               <w:keepLines w:val="0"/>
               <w:widowControl/>
               <w:suppressLineNumbers w:val="0"/>
-              <w:spacing w:line="21" w:lineRule="atLeast"/>
+              <w:spacing w:line="26" w:lineRule="atLeast"/>
               <w:jc w:val="left"/>
               <w:textAlignment w:val="center"/>
               <w:rPr>
@@ -4417,7 +4416,7 @@
               <w:keepLines w:val="0"/>
               <w:widowControl/>
               <w:suppressLineNumbers w:val="0"/>
-              <w:spacing w:line="21" w:lineRule="atLeast"/>
+              <w:spacing w:line="26" w:lineRule="atLeast"/>
               <w:jc w:val="left"/>
               <w:textAlignment w:val="center"/>
               <w:rPr>
@@ -4482,7 +4481,7 @@
               <w:keepLines w:val="0"/>
               <w:widowControl/>
               <w:suppressLineNumbers w:val="0"/>
-              <w:spacing w:line="21" w:lineRule="atLeast"/>
+              <w:spacing w:line="26" w:lineRule="atLeast"/>
               <w:jc w:val="left"/>
               <w:textAlignment w:val="center"/>
               <w:rPr>
@@ -4528,7 +4527,7 @@
               <w:keepLines w:val="0"/>
               <w:widowControl/>
               <w:suppressLineNumbers w:val="0"/>
-              <w:spacing w:line="21" w:lineRule="atLeast"/>
+              <w:spacing w:line="26" w:lineRule="atLeast"/>
               <w:jc w:val="left"/>
               <w:textAlignment w:val="center"/>
               <w:rPr>
@@ -4574,7 +4573,7 @@
               <w:keepLines w:val="0"/>
               <w:widowControl/>
               <w:suppressLineNumbers w:val="0"/>
-              <w:spacing w:line="21" w:lineRule="atLeast"/>
+              <w:spacing w:line="26" w:lineRule="atLeast"/>
               <w:jc w:val="left"/>
               <w:textAlignment w:val="center"/>
               <w:rPr>
@@ -4620,7 +4619,7 @@
               <w:keepLines w:val="0"/>
               <w:widowControl/>
               <w:suppressLineNumbers w:val="0"/>
-              <w:spacing w:line="21" w:lineRule="atLeast"/>
+              <w:spacing w:line="26" w:lineRule="atLeast"/>
               <w:jc w:val="left"/>
               <w:textAlignment w:val="center"/>
               <w:rPr>
@@ -4684,7 +4683,7 @@
               <w:keepLines w:val="0"/>
               <w:widowControl/>
               <w:suppressLineNumbers w:val="0"/>
-              <w:spacing w:line="21" w:lineRule="atLeast"/>
+              <w:spacing w:line="26" w:lineRule="atLeast"/>
               <w:jc w:val="left"/>
               <w:textAlignment w:val="center"/>
               <w:rPr>
@@ -4730,7 +4729,7 @@
               <w:keepLines w:val="0"/>
               <w:widowControl/>
               <w:suppressLineNumbers w:val="0"/>
-              <w:spacing w:line="21" w:lineRule="atLeast"/>
+              <w:spacing w:line="26" w:lineRule="atLeast"/>
               <w:jc w:val="left"/>
               <w:textAlignment w:val="center"/>
               <w:rPr>
@@ -4776,7 +4775,7 @@
               <w:keepLines w:val="0"/>
               <w:widowControl/>
               <w:suppressLineNumbers w:val="0"/>
-              <w:spacing w:line="21" w:lineRule="atLeast"/>
+              <w:spacing w:line="26" w:lineRule="atLeast"/>
               <w:jc w:val="left"/>
               <w:textAlignment w:val="center"/>
               <w:rPr>
@@ -4822,7 +4821,7 @@
               <w:keepLines w:val="0"/>
               <w:widowControl/>
               <w:suppressLineNumbers w:val="0"/>
-              <w:spacing w:line="21" w:lineRule="atLeast"/>
+              <w:spacing w:line="26" w:lineRule="atLeast"/>
               <w:jc w:val="left"/>
               <w:textAlignment w:val="center"/>
               <w:rPr>
@@ -4855,6 +4854,7 @@
             <w:insideH w:val="none" w:color="auto" w:sz="0" w:space="0"/>
             <w:insideV w:val="none" w:color="auto" w:sz="0" w:space="0"/>
           </w:tblBorders>
+          <w:shd w:val="clear"/>
           <w:tblCellMar>
             <w:top w:w="15" w:type="dxa"/>
             <w:left w:w="15" w:type="dxa"/>
@@ -4886,7 +4886,7 @@
               <w:keepLines w:val="0"/>
               <w:widowControl/>
               <w:suppressLineNumbers w:val="0"/>
-              <w:spacing w:line="21" w:lineRule="atLeast"/>
+              <w:spacing w:line="26" w:lineRule="atLeast"/>
               <w:jc w:val="left"/>
               <w:textAlignment w:val="center"/>
               <w:rPr>
@@ -4932,7 +4932,7 @@
               <w:keepLines w:val="0"/>
               <w:widowControl/>
               <w:suppressLineNumbers w:val="0"/>
-              <w:spacing w:line="21" w:lineRule="atLeast"/>
+              <w:spacing w:line="26" w:lineRule="atLeast"/>
               <w:jc w:val="left"/>
               <w:textAlignment w:val="center"/>
               <w:rPr>
@@ -4978,7 +4978,7 @@
               <w:keepLines w:val="0"/>
               <w:widowControl/>
               <w:suppressLineNumbers w:val="0"/>
-              <w:spacing w:line="21" w:lineRule="atLeast"/>
+              <w:spacing w:line="26" w:lineRule="atLeast"/>
               <w:jc w:val="left"/>
               <w:textAlignment w:val="center"/>
               <w:rPr>
@@ -5024,7 +5024,7 @@
               <w:keepLines w:val="0"/>
               <w:widowControl/>
               <w:suppressLineNumbers w:val="0"/>
-              <w:spacing w:line="21" w:lineRule="atLeast"/>
+              <w:spacing w:line="26" w:lineRule="atLeast"/>
               <w:jc w:val="left"/>
               <w:textAlignment w:val="center"/>
               <w:rPr>
@@ -5055,7 +5055,7 @@
         <w:keepLines w:val="0"/>
         <w:widowControl/>
         <w:suppressLineNumbers w:val="0"/>
-        <w:spacing w:line="21" w:lineRule="atLeast"/>
+        <w:spacing w:line="26" w:lineRule="atLeast"/>
       </w:pPr>
       <w:r>
         <w:t>7. Other Information</w:t>
@@ -5098,7 +5098,6 @@
             <w:insideH w:val="none" w:color="auto" w:sz="0" w:space="0"/>
             <w:insideV w:val="none" w:color="auto" w:sz="0" w:space="0"/>
           </w:tblBorders>
-          <w:shd w:val="clear"/>
           <w:tblCellMar>
             <w:top w:w="15" w:type="dxa"/>
             <w:left w:w="15" w:type="dxa"/>
@@ -5130,7 +5129,7 @@
               <w:keepLines w:val="0"/>
               <w:widowControl/>
               <w:suppressLineNumbers w:val="0"/>
-              <w:spacing w:line="21" w:lineRule="atLeast"/>
+              <w:spacing w:line="26" w:lineRule="atLeast"/>
               <w:jc w:val="center"/>
               <w:textAlignment w:val="center"/>
               <w:rPr>
@@ -5209,7 +5208,7 @@
               <w:keepLines w:val="0"/>
               <w:widowControl/>
               <w:suppressLineNumbers w:val="0"/>
-              <w:spacing w:line="21" w:lineRule="atLeast"/>
+              <w:spacing w:line="26" w:lineRule="atLeast"/>
               <w:jc w:val="center"/>
               <w:textAlignment w:val="center"/>
               <w:rPr>
@@ -5307,7 +5306,7 @@
               <w:keepLines w:val="0"/>
               <w:widowControl/>
               <w:suppressLineNumbers w:val="0"/>
-              <w:spacing w:line="21" w:lineRule="atLeast"/>
+              <w:spacing w:line="26" w:lineRule="atLeast"/>
               <w:jc w:val="center"/>
               <w:textAlignment w:val="center"/>
               <w:rPr>
@@ -5374,6 +5373,7 @@
             <w:insideH w:val="none" w:color="auto" w:sz="0" w:space="0"/>
             <w:insideV w:val="none" w:color="auto" w:sz="0" w:space="0"/>
           </w:tblBorders>
+          <w:shd w:val="clear"/>
           <w:tblCellMar>
             <w:top w:w="15" w:type="dxa"/>
             <w:left w:w="15" w:type="dxa"/>
@@ -5408,7 +5408,7 @@
               <w:keepLines w:val="0"/>
               <w:widowControl/>
               <w:suppressLineNumbers w:val="0"/>
-              <w:spacing w:line="21" w:lineRule="atLeast"/>
+              <w:spacing w:line="26" w:lineRule="atLeast"/>
               <w:jc w:val="center"/>
               <w:textAlignment w:val="center"/>
               <w:rPr>
@@ -5475,6 +5475,7 @@
             <w:insideH w:val="none" w:color="auto" w:sz="0" w:space="0"/>
             <w:insideV w:val="none" w:color="auto" w:sz="0" w:space="0"/>
           </w:tblBorders>
+          <w:shd w:val="clear"/>
           <w:tblCellMar>
             <w:top w:w="15" w:type="dxa"/>
             <w:left w:w="15" w:type="dxa"/>
@@ -5506,7 +5507,7 @@
               <w:keepLines w:val="0"/>
               <w:widowControl/>
               <w:suppressLineNumbers w:val="0"/>
-              <w:spacing w:line="21" w:lineRule="atLeast"/>
+              <w:spacing w:line="26" w:lineRule="atLeast"/>
               <w:jc w:val="center"/>
               <w:textAlignment w:val="center"/>
               <w:rPr>
@@ -5571,7 +5572,7 @@
         <w:keepLines w:val="0"/>
         <w:widowControl/>
         <w:suppressLineNumbers w:val="0"/>
-        <w:spacing w:line="21" w:lineRule="atLeast"/>
+        <w:spacing w:line="26" w:lineRule="atLeast"/>
       </w:pPr>
       <w:r>
         <w:t>8. Self-introduction &amp; Testimony of Faith</w:t>
@@ -5646,7 +5647,7 @@
               <w:keepLines w:val="0"/>
               <w:widowControl/>
               <w:suppressLineNumbers w:val="0"/>
-              <w:spacing w:line="21" w:lineRule="atLeast"/>
+              <w:spacing w:line="26" w:lineRule="atLeast"/>
               <w:jc w:val="left"/>
               <w:textAlignment w:val="top"/>
               <w:rPr>
@@ -5672,12 +5673,12 @@
     </w:tbl>
     <w:p>
       <w:pPr>
-        <w:pStyle w:val="17"/>
+        <w:pStyle w:val="12"/>
         <w:keepNext w:val="0"/>
         <w:keepLines w:val="0"/>
         <w:widowControl/>
         <w:suppressLineNumbers w:val="0"/>
-        <w:spacing w:line="21" w:lineRule="atLeast"/>
+        <w:spacing w:line="26" w:lineRule="atLeast"/>
       </w:pPr>
       <w:r>
         <w:rPr>
@@ -5693,7 +5694,7 @@
         <w:keepLines w:val="0"/>
         <w:widowControl/>
         <w:suppressLineNumbers w:val="0"/>
-        <w:spacing w:after="0" w:afterAutospacing="1" w:line="21" w:lineRule="atLeast"/>
+        <w:spacing w:after="0" w:afterAutospacing="1" w:line="26" w:lineRule="atLeast"/>
         <w:ind w:left="0" w:right="0"/>
       </w:pPr>
       <w:r>
@@ -5734,7 +5735,7 @@
         <w:pBdr>
           <w:top w:val="single" w:color="8A6A1F" w:sz="12" w:space="6"/>
         </w:pBdr>
-        <w:spacing w:before="280" w:beforeAutospacing="0" w:after="0" w:afterAutospacing="0" w:line="21" w:lineRule="atLeast"/>
+        <w:spacing w:before="280" w:beforeAutospacing="0" w:after="0" w:afterAutospacing="0" w:line="26" w:lineRule="atLeast"/>
         <w:ind w:left="0" w:right="0"/>
         <w:jc w:val="center"/>
         <w:rPr>
@@ -5895,7 +5896,7 @@
     <w:lsdException w:unhideWhenUsed="0" w:uiPriority="0" w:semiHidden="0" w:name="HTML Sample"/>
     <w:lsdException w:unhideWhenUsed="0" w:uiPriority="0" w:semiHidden="0" w:name="HTML Typewriter"/>
     <w:lsdException w:unhideWhenUsed="0" w:uiPriority="0" w:semiHidden="0" w:name="HTML Variable"/>
-    <w:lsdException w:qFormat="1" w:unhideWhenUsed="0" w:uiPriority="0" w:name="Normal Table"/>
+    <w:lsdException w:unhideWhenUsed="0" w:uiPriority="0" w:name="Normal Table"/>
     <w:lsdException w:unhideWhenUsed="0" w:uiPriority="0" w:semiHidden="0" w:name="annotation subject"/>
     <w:lsdException w:unhideWhenUsed="0" w:uiPriority="0" w:semiHidden="0" w:name="Table Simple 1"/>
     <w:lsdException w:unhideWhenUsed="0" w:uiPriority="0" w:semiHidden="0" w:name="Table Simple 2"/>
@@ -6199,7 +6200,6 @@
   <w:style w:type="table" w:default="1" w:styleId="10">
     <w:name w:val="Normal Table"/>
     <w:semiHidden/>
-    <w:qFormat/>
     <w:uiPriority w:val="0"/>
     <w:tblPr>
       <w:tblCellMar>
@@ -6259,20 +6259,19 @@
     </w:rPr>
   </w:style>
   <w:style w:type="paragraph" w:customStyle="1" w:styleId="12">
-    <w:name w:val="doc"/>
+    <w:name w:val="note"/>
     <w:basedOn w:val="1"/>
     <w:uiPriority w:val="0"/>
     <w:pPr>
-      <w:spacing w:before="160" w:beforeAutospacing="0"/>
+      <w:spacing w:before="80" w:beforeAutospacing="0" w:after="0" w:afterAutospacing="0"/>
+      <w:ind w:left="0" w:right="0"/>
       <w:jc w:val="left"/>
     </w:pPr>
     <w:rPr>
-      <w:b/>
-      <w:bCs/>
-      <w:spacing w:val="60"/>
+      <w:color w:val="6B5D40"/>
       <w:kern w:val="0"/>
-      <w:sz w:val="28"/>
-      <w:szCs w:val="28"/>
+      <w:sz w:val="18"/>
+      <w:szCs w:val="18"/>
       <w:lang w:val="en-US" w:eastAsia="zh-CN" w:bidi="ar"/>
     </w:rPr>
   </w:style>
@@ -6292,15 +6291,20 @@
     </w:rPr>
   </w:style>
   <w:style w:type="paragraph" w:customStyle="1" w:styleId="14">
-    <w:name w:val="big"/>
+    <w:name w:val="doc"/>
     <w:basedOn w:val="1"/>
     <w:uiPriority w:val="0"/>
     <w:pPr>
+      <w:spacing w:before="160" w:beforeAutospacing="0"/>
       <w:jc w:val="left"/>
-      <w:textAlignment w:val="top"/>
     </w:pPr>
     <w:rPr>
+      <w:b/>
+      <w:bCs/>
+      <w:spacing w:val="60"/>
       <w:kern w:val="0"/>
+      <w:sz w:val="28"/>
+      <w:szCs w:val="28"/>
       <w:lang w:val="en-US" w:eastAsia="zh-CN" w:bidi="ar"/>
     </w:rPr>
   </w:style>
@@ -6322,6 +6326,32 @@
     </w:rPr>
   </w:style>
   <w:style w:type="paragraph" w:customStyle="1" w:styleId="16">
+    <w:name w:val="chk"/>
+    <w:basedOn w:val="1"/>
+    <w:uiPriority w:val="0"/>
+    <w:pPr>
+      <w:spacing w:line="28" w:lineRule="atLeast"/>
+      <w:jc w:val="left"/>
+    </w:pPr>
+    <w:rPr>
+      <w:kern w:val="0"/>
+      <w:lang w:val="en-US" w:eastAsia="zh-CN" w:bidi="ar"/>
+    </w:rPr>
+  </w:style>
+  <w:style w:type="paragraph" w:customStyle="1" w:styleId="17">
+    <w:name w:val="big"/>
+    <w:basedOn w:val="1"/>
+    <w:uiPriority w:val="0"/>
+    <w:pPr>
+      <w:jc w:val="left"/>
+      <w:textAlignment w:val="top"/>
+    </w:pPr>
+    <w:rPr>
+      <w:kern w:val="0"/>
+      <w:lang w:val="en-US" w:eastAsia="zh-CN" w:bidi="ar"/>
+    </w:rPr>
+  </w:style>
+  <w:style w:type="paragraph" w:customStyle="1" w:styleId="18">
     <w:name w:val="foot"/>
     <w:basedOn w:val="1"/>
     <w:uiPriority w:val="0"/>
@@ -6337,36 +6367,6 @@
       <w:kern w:val="0"/>
       <w:sz w:val="18"/>
       <w:szCs w:val="18"/>
-      <w:lang w:val="en-US" w:eastAsia="zh-CN" w:bidi="ar"/>
-    </w:rPr>
-  </w:style>
-  <w:style w:type="paragraph" w:customStyle="1" w:styleId="17">
-    <w:name w:val="note"/>
-    <w:basedOn w:val="1"/>
-    <w:uiPriority w:val="0"/>
-    <w:pPr>
-      <w:spacing w:before="80" w:beforeAutospacing="0" w:after="0" w:afterAutospacing="0"/>
-      <w:ind w:left="0" w:right="0"/>
-      <w:jc w:val="left"/>
-    </w:pPr>
-    <w:rPr>
-      <w:color w:val="6B5D40"/>
-      <w:kern w:val="0"/>
-      <w:sz w:val="18"/>
-      <w:szCs w:val="18"/>
-      <w:lang w:val="en-US" w:eastAsia="zh-CN" w:bidi="ar"/>
-    </w:rPr>
-  </w:style>
-  <w:style w:type="paragraph" w:customStyle="1" w:styleId="18">
-    <w:name w:val="chk"/>
-    <w:basedOn w:val="1"/>
-    <w:uiPriority w:val="0"/>
-    <w:pPr>
-      <w:spacing w:line="23" w:lineRule="atLeast"/>
-      <w:jc w:val="left"/>
-    </w:pPr>
-    <w:rPr>
-      <w:kern w:val="0"/>
       <w:lang w:val="en-US" w:eastAsia="zh-CN" w:bidi="ar"/>
     </w:rPr>
   </w:style>
